--- a/Æther and Æther Flow.docx
+++ b/Æther and Æther Flow.docx
@@ -4,338 +4,1101 @@
   <w:body>
     <w:p>
       <w:pPr>
-        <w:pStyle w:val="Heading2"/>
+        <w:spacing w:after="120" w:line="240" w:lineRule="auto"/>
+        <w:jc w:val="center"/>
+        <w:outlineLvl w:val="1"/>
+        <w:rPr>
+          <w:rFonts w:ascii="Times New Roman" w:eastAsia="Times New Roman" w:hAnsi="Times New Roman" w:cs="Times New Roman"/>
+          <w:b/>
+          <w:bCs/>
+          <w:color w:val="1F1F1F"/>
+          <w:sz w:val="36"/>
+          <w:szCs w:val="36"/>
+        </w:rPr>
       </w:pPr>
       <w:proofErr w:type="spellStart"/>
       <w:r>
+        <w:rPr>
+          <w:rFonts w:ascii="Times New Roman" w:eastAsia="Times New Roman" w:hAnsi="Times New Roman" w:cs="Times New Roman"/>
+          <w:b/>
+          <w:bCs/>
+          <w:color w:val="1F1F1F"/>
+          <w:sz w:val="36"/>
+          <w:szCs w:val="36"/>
+        </w:rPr>
         <w:t>Æther</w:t>
       </w:r>
       <w:proofErr w:type="spellEnd"/>
       <w:r>
+        <w:rPr>
+          <w:rFonts w:ascii="Times New Roman" w:eastAsia="Times New Roman" w:hAnsi="Times New Roman" w:cs="Times New Roman"/>
+          <w:b/>
+          <w:bCs/>
+          <w:color w:val="1F1F1F"/>
+          <w:sz w:val="36"/>
+          <w:szCs w:val="36"/>
+        </w:rPr>
         <w:t xml:space="preserve"> and </w:t>
       </w:r>
       <w:proofErr w:type="spellStart"/>
       <w:r>
+        <w:rPr>
+          <w:rFonts w:ascii="Times New Roman" w:eastAsia="Times New Roman" w:hAnsi="Times New Roman" w:cs="Times New Roman"/>
+          <w:b/>
+          <w:bCs/>
+          <w:color w:val="1F1F1F"/>
+          <w:sz w:val="36"/>
+          <w:szCs w:val="36"/>
+        </w:rPr>
         <w:t>Æther</w:t>
       </w:r>
       <w:proofErr w:type="spellEnd"/>
       <w:r>
+        <w:rPr>
+          <w:rFonts w:ascii="Times New Roman" w:eastAsia="Times New Roman" w:hAnsi="Times New Roman" w:cs="Times New Roman"/>
+          <w:b/>
+          <w:bCs/>
+          <w:color w:val="1F1F1F"/>
+          <w:sz w:val="36"/>
+          <w:szCs w:val="36"/>
+        </w:rPr>
         <w:t>-Flow</w:t>
       </w:r>
     </w:p>
     <w:p>
       <w:pPr>
-        <w:pStyle w:val="NormalWeb"/>
-      </w:pPr>
-      <w:r>
-        <w:t xml:space="preserve">The </w:t>
-      </w:r>
-      <w:proofErr w:type="spellStart"/>
-      <w:r>
-        <w:rPr>
-          <w:rStyle w:val="Strong"/>
-        </w:rPr>
-        <w:t>Æther</w:t>
-      </w:r>
-      <w:proofErr w:type="spellEnd"/>
-      <w:r>
-        <w:t xml:space="preserve"> is defined as the </w:t>
-      </w:r>
-      <w:r>
-        <w:rPr>
-          <w:rStyle w:val="Strong"/>
-        </w:rPr>
-        <w:t>underlying four-dimensional substrate of reality</w:t>
-      </w:r>
-      <w:r>
-        <w:t xml:space="preserve">. It is not best understood as a simple three-dimensional medium expanding inside a larger external container, nor as an ordinary fluid moving outward into an empty surrounding void. Rather, the </w:t>
-      </w:r>
-      <w:proofErr w:type="spellStart"/>
-      <w:r>
-        <w:t>Æther</w:t>
-      </w:r>
-      <w:proofErr w:type="spellEnd"/>
-      <w:r>
-        <w:t xml:space="preserve"> is the deeper ontological ground from which the three-dimensional world is locally experienced.</w:t>
-      </w:r>
+        <w:spacing w:after="120" w:line="240" w:lineRule="auto"/>
+        <w:outlineLvl w:val="1"/>
+        <w:rPr>
+          <w:rFonts w:ascii="Times New Roman" w:eastAsia="Times New Roman" w:hAnsi="Times New Roman" w:cs="Times New Roman"/>
+          <w:b/>
+          <w:bCs/>
+          <w:color w:val="1F1F1F"/>
+          <w:sz w:val="36"/>
+          <w:szCs w:val="36"/>
+        </w:rPr>
+      </w:pPr>
     </w:p>
     <w:p>
       <w:pPr>
-        <w:pStyle w:val="NormalWeb"/>
-      </w:pPr>
-      <w:r>
+        <w:spacing w:after="0" w:line="240" w:lineRule="auto"/>
+        <w:rPr>
+          <w:rFonts w:ascii="Times New Roman" w:eastAsia="Times New Roman" w:hAnsi="Times New Roman" w:cs="Times New Roman"/>
+          <w:color w:val="1F1F1F"/>
+          <w:sz w:val="24"/>
+          <w:szCs w:val="24"/>
+        </w:rPr>
+      </w:pPr>
+      <w:r>
+        <w:rPr>
+          <w:rFonts w:ascii="Times New Roman" w:eastAsia="Times New Roman" w:hAnsi="Times New Roman" w:cs="Times New Roman"/>
+          <w:color w:val="1F1F1F"/>
+          <w:sz w:val="24"/>
+          <w:szCs w:val="24"/>
+        </w:rPr>
         <w:t xml:space="preserve">The </w:t>
       </w:r>
       <w:proofErr w:type="spellStart"/>
       <w:r>
         <w:rPr>
-          <w:rStyle w:val="Strong"/>
+          <w:rFonts w:ascii="Times New Roman" w:eastAsia="Times New Roman" w:hAnsi="Times New Roman" w:cs="Times New Roman"/>
+          <w:b/>
+          <w:bCs/>
+          <w:color w:val="1F1F1F"/>
+          <w:sz w:val="24"/>
+          <w:szCs w:val="24"/>
+          <w:bdr w:val="none" w:sz="0" w:space="0" w:color="auto" w:frame="1"/>
         </w:rPr>
         <w:t>Æther</w:t>
       </w:r>
       <w:proofErr w:type="spellEnd"/>
       <w:r>
         <w:rPr>
-          <w:rStyle w:val="Strong"/>
-        </w:rPr>
-        <w:t>-flow</w:t>
-      </w:r>
-      <w:r>
-        <w:t xml:space="preserve"> is the </w:t>
-      </w:r>
-      <w:r>
-        <w:rPr>
-          <w:rStyle w:val="Strong"/>
-        </w:rPr>
-        <w:t>intrinsic ordered motion</w:t>
-      </w:r>
-      <w:r>
-        <w:t xml:space="preserve"> of that four-dimensional substrate. This flow should not be described primarily as an expanding three-dimensional river, laminar current, or vector wind. Instead, it is better understood as a continuous four-dimensional ordering, circulation, or self-consistent motion of the substrate itself. Embedded three-dimensional observers do not perceive that full motion directly. What they measure and experience are its local effects: changing spatial separation, temporal ordering, light propagation, and relativistic variation in measured duration and extension.</w:t>
+          <w:rFonts w:ascii="Times New Roman" w:eastAsia="Times New Roman" w:hAnsi="Times New Roman" w:cs="Times New Roman"/>
+          <w:color w:val="1F1F1F"/>
+          <w:sz w:val="24"/>
+          <w:szCs w:val="24"/>
+        </w:rPr>
+        <w:t xml:space="preserve"> is defined as the </w:t>
+      </w:r>
+      <w:r>
+        <w:rPr>
+          <w:rFonts w:ascii="Times New Roman" w:eastAsia="Times New Roman" w:hAnsi="Times New Roman" w:cs="Times New Roman"/>
+          <w:b/>
+          <w:bCs/>
+          <w:color w:val="1F1F1F"/>
+          <w:sz w:val="24"/>
+          <w:szCs w:val="24"/>
+          <w:bdr w:val="none" w:sz="0" w:space="0" w:color="auto" w:frame="1"/>
+        </w:rPr>
+        <w:t>underlying four-dimensional substrate of reality</w:t>
+      </w:r>
+      <w:r>
+        <w:rPr>
+          <w:rFonts w:ascii="Times New Roman" w:eastAsia="Times New Roman" w:hAnsi="Times New Roman" w:cs="Times New Roman"/>
+          <w:color w:val="1F1F1F"/>
+          <w:sz w:val="24"/>
+          <w:szCs w:val="24"/>
+        </w:rPr>
+        <w:t xml:space="preserve">. It is not best understood as a simple three-dimensional medium expanding inside a larger external container, nor as an ordinary fluid moving outward into an empty surrounding void. Rather, the </w:t>
+      </w:r>
+      <w:proofErr w:type="spellStart"/>
+      <w:r>
+        <w:rPr>
+          <w:rFonts w:ascii="Times New Roman" w:eastAsia="Times New Roman" w:hAnsi="Times New Roman" w:cs="Times New Roman"/>
+          <w:color w:val="1F1F1F"/>
+          <w:sz w:val="24"/>
+          <w:szCs w:val="24"/>
+        </w:rPr>
+        <w:t>Æther</w:t>
+      </w:r>
+      <w:proofErr w:type="spellEnd"/>
+      <w:r>
+        <w:rPr>
+          <w:rFonts w:ascii="Times New Roman" w:eastAsia="Times New Roman" w:hAnsi="Times New Roman" w:cs="Times New Roman"/>
+          <w:color w:val="1F1F1F"/>
+          <w:sz w:val="24"/>
+          <w:szCs w:val="24"/>
+        </w:rPr>
+        <w:t xml:space="preserve"> is the deeper ontological ground from which the three-dimensional world is locally experienced.</w:t>
       </w:r>
     </w:p>
     <w:p>
       <w:pPr>
-        <w:pStyle w:val="NormalWeb"/>
-      </w:pPr>
-      <w:r>
-        <w:t xml:space="preserve">From this perspective, the </w:t>
-      </w:r>
-      <w:r>
-        <w:rPr>
-          <w:rStyle w:val="Strong"/>
-        </w:rPr>
-        <w:t>three-dimensional world</w:t>
-      </w:r>
-      <w:r>
-        <w:t xml:space="preserve"> is a </w:t>
-      </w:r>
-      <w:r>
-        <w:rPr>
-          <w:rStyle w:val="Strong"/>
-        </w:rPr>
-        <w:t>local experiential slice</w:t>
-      </w:r>
-      <w:r>
-        <w:t xml:space="preserve"> of the deeper </w:t>
-      </w:r>
-      <w:proofErr w:type="spellStart"/>
-      <w:r>
-        <w:t>Æther</w:t>
-      </w:r>
-      <w:proofErr w:type="spellEnd"/>
-      <w:r>
-        <w:t xml:space="preserve">. What appears to observers as the expansion of space is therefore not necessarily the most fundamental reality; it is the way the deeper four-dimensional </w:t>
-      </w:r>
-      <w:proofErr w:type="spellStart"/>
-      <w:r>
-        <w:t>Æther</w:t>
-      </w:r>
-      <w:proofErr w:type="spellEnd"/>
-      <w:r>
-        <w:t xml:space="preserve">-flow is experienced from within a three-dimensional slice of existence. Thus, </w:t>
-      </w:r>
-      <w:r>
-        <w:rPr>
-          <w:rStyle w:val="Strong"/>
-        </w:rPr>
-        <w:t>expansion is phenomenological appearance, while four-dimensional ordered flow is primary ontology</w:t>
-      </w:r>
-      <w:r>
-        <w:t>.</w:t>
-      </w:r>
+        <w:spacing w:after="0" w:line="240" w:lineRule="auto"/>
+        <w:rPr>
+          <w:rFonts w:ascii="Times New Roman" w:eastAsia="Times New Roman" w:hAnsi="Times New Roman" w:cs="Times New Roman"/>
+          <w:color w:val="1F1F1F"/>
+          <w:sz w:val="24"/>
+          <w:szCs w:val="24"/>
+        </w:rPr>
+      </w:pPr>
     </w:p>
     <w:p>
       <w:pPr>
-        <w:pStyle w:val="NormalWeb"/>
-      </w:pPr>
-      <w:r>
-        <w:t xml:space="preserve">Within this framework, </w:t>
-      </w:r>
-      <w:r>
-        <w:rPr>
-          <w:rStyle w:val="Strong"/>
-        </w:rPr>
-        <w:t>S-time</w:t>
-      </w:r>
-      <w:r>
-        <w:t xml:space="preserve"> is not a separate place-like direction into which the </w:t>
+        <w:spacing w:after="0" w:line="240" w:lineRule="auto"/>
+        <w:rPr>
+          <w:rFonts w:ascii="Times New Roman" w:eastAsia="Times New Roman" w:hAnsi="Times New Roman" w:cs="Times New Roman"/>
+          <w:color w:val="1F1F1F"/>
+          <w:sz w:val="24"/>
+          <w:szCs w:val="24"/>
+        </w:rPr>
+      </w:pPr>
+      <w:r>
+        <w:rPr>
+          <w:rFonts w:ascii="Times New Roman" w:eastAsia="Times New Roman" w:hAnsi="Times New Roman" w:cs="Times New Roman"/>
+          <w:color w:val="1F1F1F"/>
+          <w:sz w:val="24"/>
+          <w:szCs w:val="24"/>
+        </w:rPr>
+        <w:t xml:space="preserve">The </w:t>
       </w:r>
       <w:proofErr w:type="spellStart"/>
       <w:r>
+        <w:rPr>
+          <w:rFonts w:ascii="Times New Roman" w:eastAsia="Times New Roman" w:hAnsi="Times New Roman" w:cs="Times New Roman"/>
+          <w:b/>
+          <w:bCs/>
+          <w:color w:val="1F1F1F"/>
+          <w:sz w:val="24"/>
+          <w:szCs w:val="24"/>
+          <w:bdr w:val="none" w:sz="0" w:space="0" w:color="auto" w:frame="1"/>
+        </w:rPr>
         <w:t>Æther</w:t>
       </w:r>
       <w:proofErr w:type="spellEnd"/>
       <w:r>
-        <w:t xml:space="preserve"> travels. Rather, S-time is the </w:t>
-      </w:r>
-      <w:r>
-        <w:rPr>
-          <w:rStyle w:val="Strong"/>
-        </w:rPr>
-        <w:t>experienced order of change</w:t>
-      </w:r>
-      <w:r>
-        <w:t xml:space="preserve"> generated by the relation between material objects, light, and the </w:t>
-      </w:r>
-      <w:proofErr w:type="spellStart"/>
-      <w:r>
-        <w:t>Æther</w:t>
-      </w:r>
-      <w:proofErr w:type="spellEnd"/>
-      <w:r>
-        <w:t xml:space="preserve">-flow. This preserves one of the central insights of the early paper: time is better understood as a </w:t>
-      </w:r>
-      <w:r>
-        <w:rPr>
-          <w:rStyle w:val="Strong"/>
-        </w:rPr>
-        <w:t>quantity of change</w:t>
-      </w:r>
-      <w:r>
-        <w:t xml:space="preserve"> than as an ordinary spatial dimension. In the early text, S-time was already described as a four-dimensional framework of interactions, and time was explicitly interpreted as a quantity of change relative to the medium’s motion and the object’s motion within it.</w:t>
+        <w:rPr>
+          <w:rFonts w:ascii="Times New Roman" w:eastAsia="Times New Roman" w:hAnsi="Times New Roman" w:cs="Times New Roman"/>
+          <w:b/>
+          <w:bCs/>
+          <w:color w:val="1F1F1F"/>
+          <w:sz w:val="24"/>
+          <w:szCs w:val="24"/>
+          <w:bdr w:val="none" w:sz="0" w:space="0" w:color="auto" w:frame="1"/>
+        </w:rPr>
+        <w:t>-flow</w:t>
+      </w:r>
+      <w:r>
+        <w:rPr>
+          <w:rFonts w:ascii="Times New Roman" w:eastAsia="Times New Roman" w:hAnsi="Times New Roman" w:cs="Times New Roman"/>
+          <w:color w:val="1F1F1F"/>
+          <w:sz w:val="24"/>
+          <w:szCs w:val="24"/>
+        </w:rPr>
+        <w:t xml:space="preserve"> is the </w:t>
+      </w:r>
+      <w:r>
+        <w:rPr>
+          <w:rFonts w:ascii="Times New Roman" w:eastAsia="Times New Roman" w:hAnsi="Times New Roman" w:cs="Times New Roman"/>
+          <w:b/>
+          <w:bCs/>
+          <w:color w:val="1F1F1F"/>
+          <w:sz w:val="24"/>
+          <w:szCs w:val="24"/>
+          <w:bdr w:val="none" w:sz="0" w:space="0" w:color="auto" w:frame="1"/>
+        </w:rPr>
+        <w:t>intrinsic ordered motion</w:t>
+      </w:r>
+      <w:r>
+        <w:rPr>
+          <w:rFonts w:ascii="Times New Roman" w:eastAsia="Times New Roman" w:hAnsi="Times New Roman" w:cs="Times New Roman"/>
+          <w:color w:val="1F1F1F"/>
+          <w:sz w:val="24"/>
+          <w:szCs w:val="24"/>
+        </w:rPr>
+        <w:t xml:space="preserve"> of that four-dimensional substrate. This flow should not be described primarily as an expanding three-dimensional river, laminar current, or vector wind. Instead, it is better understood as a continuous four-dimensional ordering, circulation, or self-consistent motion of the substrate itself. Embedded three-dimensional observers do not perceive that full motion directly. What they measure and experience are its local effects: changing spatial separation, temporal ordering, light propagation, and relativistic variation in measured duration and extension.</w:t>
       </w:r>
     </w:p>
     <w:p>
       <w:pPr>
-        <w:pStyle w:val="NormalWeb"/>
-      </w:pPr>
-      <w:r>
-        <w:t xml:space="preserve">Under this reformulation, the relativistic effects ordinarily described in physics as </w:t>
-      </w:r>
-      <w:r>
-        <w:rPr>
-          <w:rStyle w:val="Strong"/>
-        </w:rPr>
-        <w:t>time dilation</w:t>
-      </w:r>
-      <w:r>
-        <w:t xml:space="preserve"> and </w:t>
-      </w:r>
-      <w:r>
-        <w:rPr>
-          <w:rStyle w:val="Strong"/>
-        </w:rPr>
-        <w:t>length contraction</w:t>
-      </w:r>
-      <w:r>
-        <w:t xml:space="preserve"> can be interpreted as observable consequences of how objects exist and move relative to the </w:t>
-      </w:r>
-      <w:proofErr w:type="spellStart"/>
-      <w:r>
-        <w:t>Æther</w:t>
-      </w:r>
-      <w:proofErr w:type="spellEnd"/>
-      <w:r>
-        <w:t>-flow. What changes here is not that core intuition, but the ontology used to explain it. The revised conceptual structure may therefore be stated clearly:</w:t>
-      </w:r>
+        <w:spacing w:after="0" w:line="240" w:lineRule="auto"/>
+        <w:rPr>
+          <w:rFonts w:ascii="Times New Roman" w:eastAsia="Times New Roman" w:hAnsi="Times New Roman" w:cs="Times New Roman"/>
+          <w:color w:val="1F1F1F"/>
+          <w:sz w:val="24"/>
+          <w:szCs w:val="24"/>
+        </w:rPr>
+      </w:pPr>
     </w:p>
     <w:p>
       <w:pPr>
-        <w:pStyle w:val="NormalWeb"/>
+        <w:spacing w:after="0" w:line="240" w:lineRule="auto"/>
+        <w:rPr>
+          <w:rFonts w:ascii="Times New Roman" w:eastAsia="Times New Roman" w:hAnsi="Times New Roman" w:cs="Times New Roman"/>
+          <w:color w:val="1F1F1F"/>
+          <w:sz w:val="24"/>
+          <w:szCs w:val="24"/>
+        </w:rPr>
+      </w:pPr>
+      <w:r>
+        <w:rPr>
+          <w:rFonts w:ascii="Times New Roman" w:eastAsia="Times New Roman" w:hAnsi="Times New Roman" w:cs="Times New Roman"/>
+          <w:color w:val="1F1F1F"/>
+          <w:sz w:val="24"/>
+          <w:szCs w:val="24"/>
+        </w:rPr>
+        <w:t xml:space="preserve">From this perspective, the </w:t>
+      </w:r>
+      <w:r>
+        <w:rPr>
+          <w:rFonts w:ascii="Times New Roman" w:eastAsia="Times New Roman" w:hAnsi="Times New Roman" w:cs="Times New Roman"/>
+          <w:b/>
+          <w:bCs/>
+          <w:color w:val="1F1F1F"/>
+          <w:sz w:val="24"/>
+          <w:szCs w:val="24"/>
+          <w:bdr w:val="none" w:sz="0" w:space="0" w:color="auto" w:frame="1"/>
+        </w:rPr>
+        <w:t>three-dimensional world</w:t>
+      </w:r>
+      <w:r>
+        <w:rPr>
+          <w:rFonts w:ascii="Times New Roman" w:eastAsia="Times New Roman" w:hAnsi="Times New Roman" w:cs="Times New Roman"/>
+          <w:color w:val="1F1F1F"/>
+          <w:sz w:val="24"/>
+          <w:szCs w:val="24"/>
+        </w:rPr>
+        <w:t xml:space="preserve"> is a </w:t>
+      </w:r>
+      <w:r>
+        <w:rPr>
+          <w:rFonts w:ascii="Times New Roman" w:eastAsia="Times New Roman" w:hAnsi="Times New Roman" w:cs="Times New Roman"/>
+          <w:b/>
+          <w:bCs/>
+          <w:color w:val="1F1F1F"/>
+          <w:sz w:val="24"/>
+          <w:szCs w:val="24"/>
+          <w:bdr w:val="none" w:sz="0" w:space="0" w:color="auto" w:frame="1"/>
+        </w:rPr>
+        <w:t>local experiential slice</w:t>
+      </w:r>
+      <w:r>
+        <w:rPr>
+          <w:rFonts w:ascii="Times New Roman" w:eastAsia="Times New Roman" w:hAnsi="Times New Roman" w:cs="Times New Roman"/>
+          <w:color w:val="1F1F1F"/>
+          <w:sz w:val="24"/>
+          <w:szCs w:val="24"/>
+        </w:rPr>
+        <w:t xml:space="preserve"> of the deeper </w:t>
+      </w:r>
+      <w:proofErr w:type="spellStart"/>
+      <w:r>
+        <w:rPr>
+          <w:rFonts w:ascii="Times New Roman" w:eastAsia="Times New Roman" w:hAnsi="Times New Roman" w:cs="Times New Roman"/>
+          <w:color w:val="1F1F1F"/>
+          <w:sz w:val="24"/>
+          <w:szCs w:val="24"/>
+        </w:rPr>
+        <w:t>Æther</w:t>
+      </w:r>
+      <w:proofErr w:type="spellEnd"/>
+      <w:r>
+        <w:rPr>
+          <w:rFonts w:ascii="Times New Roman" w:eastAsia="Times New Roman" w:hAnsi="Times New Roman" w:cs="Times New Roman"/>
+          <w:color w:val="1F1F1F"/>
+          <w:sz w:val="24"/>
+          <w:szCs w:val="24"/>
+        </w:rPr>
+        <w:t xml:space="preserve">. What appears to observers as the expansion of space is therefore not necessarily the most fundamental reality; it is the way the deeper four-dimensional </w:t>
+      </w:r>
+      <w:proofErr w:type="spellStart"/>
+      <w:r>
+        <w:rPr>
+          <w:rFonts w:ascii="Times New Roman" w:eastAsia="Times New Roman" w:hAnsi="Times New Roman" w:cs="Times New Roman"/>
+          <w:color w:val="1F1F1F"/>
+          <w:sz w:val="24"/>
+          <w:szCs w:val="24"/>
+        </w:rPr>
+        <w:t>Æther</w:t>
+      </w:r>
+      <w:proofErr w:type="spellEnd"/>
+      <w:r>
+        <w:rPr>
+          <w:rFonts w:ascii="Times New Roman" w:eastAsia="Times New Roman" w:hAnsi="Times New Roman" w:cs="Times New Roman"/>
+          <w:color w:val="1F1F1F"/>
+          <w:sz w:val="24"/>
+          <w:szCs w:val="24"/>
+        </w:rPr>
+        <w:t xml:space="preserve">-flow is experienced from within a three-dimensional slice of existence. Thus, </w:t>
+      </w:r>
+      <w:r>
+        <w:rPr>
+          <w:rFonts w:ascii="Times New Roman" w:eastAsia="Times New Roman" w:hAnsi="Times New Roman" w:cs="Times New Roman"/>
+          <w:b/>
+          <w:bCs/>
+          <w:color w:val="1F1F1F"/>
+          <w:sz w:val="24"/>
+          <w:szCs w:val="24"/>
+          <w:bdr w:val="none" w:sz="0" w:space="0" w:color="auto" w:frame="1"/>
+        </w:rPr>
+        <w:t>expansion is phenomenological appearance, while four-dimensional ordered flow is primary ontology</w:t>
+      </w:r>
+      <w:r>
+        <w:rPr>
+          <w:rFonts w:ascii="Times New Roman" w:eastAsia="Times New Roman" w:hAnsi="Times New Roman" w:cs="Times New Roman"/>
+          <w:color w:val="1F1F1F"/>
+          <w:sz w:val="24"/>
+          <w:szCs w:val="24"/>
+        </w:rPr>
+        <w:t>.</w:t>
+      </w:r>
+    </w:p>
+    <w:p>
+      <w:pPr>
+        <w:spacing w:after="0" w:line="240" w:lineRule="auto"/>
+        <w:rPr>
+          <w:rFonts w:ascii="Times New Roman" w:eastAsia="Times New Roman" w:hAnsi="Times New Roman" w:cs="Times New Roman"/>
+          <w:color w:val="1F1F1F"/>
+          <w:sz w:val="24"/>
+          <w:szCs w:val="24"/>
+        </w:rPr>
+      </w:pPr>
+    </w:p>
+    <w:p>
+      <w:pPr>
+        <w:spacing w:after="0" w:line="240" w:lineRule="auto"/>
+        <w:rPr>
+          <w:rFonts w:ascii="Times New Roman" w:eastAsia="Times New Roman" w:hAnsi="Times New Roman" w:cs="Times New Roman"/>
+          <w:color w:val="1F1F1F"/>
+          <w:sz w:val="24"/>
+          <w:szCs w:val="24"/>
+        </w:rPr>
+      </w:pPr>
+      <w:r>
+        <w:rPr>
+          <w:rFonts w:ascii="Times New Roman" w:eastAsia="Times New Roman" w:hAnsi="Times New Roman" w:cs="Times New Roman"/>
+          <w:color w:val="1F1F1F"/>
+          <w:sz w:val="24"/>
+          <w:szCs w:val="24"/>
+        </w:rPr>
+        <w:t xml:space="preserve">Within this framework, </w:t>
+      </w:r>
+      <w:r>
+        <w:rPr>
+          <w:rFonts w:ascii="Times New Roman" w:eastAsia="Times New Roman" w:hAnsi="Times New Roman" w:cs="Times New Roman"/>
+          <w:b/>
+          <w:bCs/>
+          <w:color w:val="1F1F1F"/>
+          <w:sz w:val="24"/>
+          <w:szCs w:val="24"/>
+          <w:bdr w:val="none" w:sz="0" w:space="0" w:color="auto" w:frame="1"/>
+        </w:rPr>
+        <w:t>S-time</w:t>
+      </w:r>
+      <w:r>
+        <w:rPr>
+          <w:rFonts w:ascii="Times New Roman" w:eastAsia="Times New Roman" w:hAnsi="Times New Roman" w:cs="Times New Roman"/>
+          <w:color w:val="1F1F1F"/>
+          <w:sz w:val="24"/>
+          <w:szCs w:val="24"/>
+        </w:rPr>
+        <w:t xml:space="preserve"> is not a separate place-like direction into which the </w:t>
+      </w:r>
+      <w:proofErr w:type="spellStart"/>
+      <w:r>
+        <w:rPr>
+          <w:rFonts w:ascii="Times New Roman" w:eastAsia="Times New Roman" w:hAnsi="Times New Roman" w:cs="Times New Roman"/>
+          <w:color w:val="1F1F1F"/>
+          <w:sz w:val="24"/>
+          <w:szCs w:val="24"/>
+        </w:rPr>
+        <w:t>Æther</w:t>
+      </w:r>
+      <w:proofErr w:type="spellEnd"/>
+      <w:r>
+        <w:rPr>
+          <w:rFonts w:ascii="Times New Roman" w:eastAsia="Times New Roman" w:hAnsi="Times New Roman" w:cs="Times New Roman"/>
+          <w:color w:val="1F1F1F"/>
+          <w:sz w:val="24"/>
+          <w:szCs w:val="24"/>
+        </w:rPr>
+        <w:t xml:space="preserve"> travels. Rather, S-time is the </w:t>
+      </w:r>
+      <w:r>
+        <w:rPr>
+          <w:rFonts w:ascii="Times New Roman" w:eastAsia="Times New Roman" w:hAnsi="Times New Roman" w:cs="Times New Roman"/>
+          <w:b/>
+          <w:bCs/>
+          <w:color w:val="1F1F1F"/>
+          <w:sz w:val="24"/>
+          <w:szCs w:val="24"/>
+          <w:bdr w:val="none" w:sz="0" w:space="0" w:color="auto" w:frame="1"/>
+        </w:rPr>
+        <w:t>experienced order of change</w:t>
+      </w:r>
+      <w:r>
+        <w:rPr>
+          <w:rFonts w:ascii="Times New Roman" w:eastAsia="Times New Roman" w:hAnsi="Times New Roman" w:cs="Times New Roman"/>
+          <w:color w:val="1F1F1F"/>
+          <w:sz w:val="24"/>
+          <w:szCs w:val="24"/>
+        </w:rPr>
+        <w:t xml:space="preserve"> generated by the relation between material objects, light, and the </w:t>
+      </w:r>
+      <w:proofErr w:type="spellStart"/>
+      <w:r>
+        <w:rPr>
+          <w:rFonts w:ascii="Times New Roman" w:eastAsia="Times New Roman" w:hAnsi="Times New Roman" w:cs="Times New Roman"/>
+          <w:color w:val="1F1F1F"/>
+          <w:sz w:val="24"/>
+          <w:szCs w:val="24"/>
+        </w:rPr>
+        <w:t>Æther</w:t>
+      </w:r>
+      <w:proofErr w:type="spellEnd"/>
+      <w:r>
+        <w:rPr>
+          <w:rFonts w:ascii="Times New Roman" w:eastAsia="Times New Roman" w:hAnsi="Times New Roman" w:cs="Times New Roman"/>
+          <w:color w:val="1F1F1F"/>
+          <w:sz w:val="24"/>
+          <w:szCs w:val="24"/>
+        </w:rPr>
+        <w:t xml:space="preserve">-flow. This preserves one of the central insights of the early paper: time is better understood as a </w:t>
+      </w:r>
+      <w:r>
+        <w:rPr>
+          <w:rFonts w:ascii="Times New Roman" w:eastAsia="Times New Roman" w:hAnsi="Times New Roman" w:cs="Times New Roman"/>
+          <w:b/>
+          <w:bCs/>
+          <w:color w:val="1F1F1F"/>
+          <w:sz w:val="24"/>
+          <w:szCs w:val="24"/>
+          <w:bdr w:val="none" w:sz="0" w:space="0" w:color="auto" w:frame="1"/>
+        </w:rPr>
+        <w:t>quantity of change</w:t>
+      </w:r>
+      <w:r>
+        <w:rPr>
+          <w:rFonts w:ascii="Times New Roman" w:eastAsia="Times New Roman" w:hAnsi="Times New Roman" w:cs="Times New Roman"/>
+          <w:color w:val="1F1F1F"/>
+          <w:sz w:val="24"/>
+          <w:szCs w:val="24"/>
+        </w:rPr>
+        <w:t xml:space="preserve"> than as an ordinary spatial dimension. In the early text, S-time was already described as a four-dimensional framework of interactions, and time was explicitly interpreted as a quantity of change relative to the medium’s motion and the object’s motion within it.</w:t>
+      </w:r>
+    </w:p>
+    <w:p>
+      <w:pPr>
+        <w:spacing w:after="0" w:line="240" w:lineRule="auto"/>
+        <w:rPr>
+          <w:rFonts w:ascii="Times New Roman" w:eastAsia="Times New Roman" w:hAnsi="Times New Roman" w:cs="Times New Roman"/>
+          <w:color w:val="1F1F1F"/>
+          <w:sz w:val="24"/>
+          <w:szCs w:val="24"/>
+        </w:rPr>
+      </w:pPr>
+    </w:p>
+    <w:p>
+      <w:pPr>
+        <w:spacing w:after="0" w:line="240" w:lineRule="auto"/>
+        <w:rPr>
+          <w:rFonts w:ascii="Times New Roman" w:eastAsia="Times New Roman" w:hAnsi="Times New Roman" w:cs="Times New Roman"/>
+          <w:color w:val="1F1F1F"/>
+          <w:sz w:val="24"/>
+          <w:szCs w:val="24"/>
+        </w:rPr>
+      </w:pPr>
+      <w:r>
+        <w:rPr>
+          <w:rFonts w:ascii="Times New Roman" w:eastAsia="Times New Roman" w:hAnsi="Times New Roman" w:cs="Times New Roman"/>
+          <w:color w:val="1F1F1F"/>
+          <w:sz w:val="24"/>
+          <w:szCs w:val="24"/>
+        </w:rPr>
+        <w:t xml:space="preserve">Under this reformulation, the relativistic effects ordinarily described in physics as </w:t>
+      </w:r>
+      <w:r>
+        <w:rPr>
+          <w:rFonts w:ascii="Times New Roman" w:eastAsia="Times New Roman" w:hAnsi="Times New Roman" w:cs="Times New Roman"/>
+          <w:b/>
+          <w:bCs/>
+          <w:color w:val="1F1F1F"/>
+          <w:sz w:val="24"/>
+          <w:szCs w:val="24"/>
+          <w:bdr w:val="none" w:sz="0" w:space="0" w:color="auto" w:frame="1"/>
+        </w:rPr>
+        <w:t>time dilation</w:t>
+      </w:r>
+      <w:r>
+        <w:rPr>
+          <w:rFonts w:ascii="Times New Roman" w:eastAsia="Times New Roman" w:hAnsi="Times New Roman" w:cs="Times New Roman"/>
+          <w:color w:val="1F1F1F"/>
+          <w:sz w:val="24"/>
+          <w:szCs w:val="24"/>
+        </w:rPr>
+        <w:t xml:space="preserve"> and </w:t>
+      </w:r>
+      <w:r>
+        <w:rPr>
+          <w:rFonts w:ascii="Times New Roman" w:eastAsia="Times New Roman" w:hAnsi="Times New Roman" w:cs="Times New Roman"/>
+          <w:b/>
+          <w:bCs/>
+          <w:color w:val="1F1F1F"/>
+          <w:sz w:val="24"/>
+          <w:szCs w:val="24"/>
+          <w:bdr w:val="none" w:sz="0" w:space="0" w:color="auto" w:frame="1"/>
+        </w:rPr>
+        <w:t>length contraction</w:t>
+      </w:r>
+      <w:r>
+        <w:rPr>
+          <w:rFonts w:ascii="Times New Roman" w:eastAsia="Times New Roman" w:hAnsi="Times New Roman" w:cs="Times New Roman"/>
+          <w:color w:val="1F1F1F"/>
+          <w:sz w:val="24"/>
+          <w:szCs w:val="24"/>
+        </w:rPr>
+        <w:t xml:space="preserve"> can be interpreted as observable consequences of how objects exist and move relative to the </w:t>
+      </w:r>
+      <w:proofErr w:type="spellStart"/>
+      <w:r>
+        <w:rPr>
+          <w:rFonts w:ascii="Times New Roman" w:eastAsia="Times New Roman" w:hAnsi="Times New Roman" w:cs="Times New Roman"/>
+          <w:color w:val="1F1F1F"/>
+          <w:sz w:val="24"/>
+          <w:szCs w:val="24"/>
+        </w:rPr>
+        <w:t>Æther</w:t>
+      </w:r>
+      <w:proofErr w:type="spellEnd"/>
+      <w:r>
+        <w:rPr>
+          <w:rFonts w:ascii="Times New Roman" w:eastAsia="Times New Roman" w:hAnsi="Times New Roman" w:cs="Times New Roman"/>
+          <w:color w:val="1F1F1F"/>
+          <w:sz w:val="24"/>
+          <w:szCs w:val="24"/>
+        </w:rPr>
+        <w:t>-flow. What changes here is not that core intuition, but the ontology used to explain it. The revised conceptual structure may therefore be stated clearly:</w:t>
+      </w:r>
+    </w:p>
+    <w:p>
+      <w:pPr>
+        <w:spacing w:after="0" w:line="240" w:lineRule="auto"/>
+        <w:rPr>
+          <w:rFonts w:ascii="Times New Roman" w:eastAsia="Times New Roman" w:hAnsi="Times New Roman" w:cs="Times New Roman"/>
+          <w:color w:val="1F1F1F"/>
+          <w:sz w:val="24"/>
+          <w:szCs w:val="24"/>
+        </w:rPr>
+      </w:pPr>
+    </w:p>
+    <w:p>
+      <w:pPr>
+        <w:spacing w:after="0" w:line="240" w:lineRule="auto"/>
+        <w:rPr>
+          <w:rFonts w:ascii="Times New Roman" w:eastAsia="Times New Roman" w:hAnsi="Times New Roman" w:cs="Times New Roman"/>
+          <w:color w:val="1F1F1F"/>
+          <w:sz w:val="24"/>
+          <w:szCs w:val="24"/>
+        </w:rPr>
+      </w:pPr>
+      <w:r>
+        <w:rPr>
+          <w:rFonts w:ascii="Times New Roman" w:eastAsia="Times New Roman" w:hAnsi="Times New Roman" w:cs="Times New Roman"/>
+          <w:color w:val="1F1F1F"/>
+          <w:sz w:val="24"/>
+          <w:szCs w:val="24"/>
+        </w:rPr>
+        <w:t xml:space="preserve">One further interpretive point also belongs to this ontology statement. Matter is not only something that moves within the </w:t>
+      </w:r>
+      <w:proofErr w:type="spellStart"/>
+      <w:r>
+        <w:rPr>
+          <w:rFonts w:ascii="Times New Roman" w:eastAsia="Times New Roman" w:hAnsi="Times New Roman" w:cs="Times New Roman"/>
+          <w:color w:val="1F1F1F"/>
+          <w:sz w:val="24"/>
+          <w:szCs w:val="24"/>
+        </w:rPr>
+        <w:t>Æther</w:t>
+      </w:r>
+      <w:proofErr w:type="spellEnd"/>
+      <w:r>
+        <w:rPr>
+          <w:rFonts w:ascii="Times New Roman" w:eastAsia="Times New Roman" w:hAnsi="Times New Roman" w:cs="Times New Roman"/>
+          <w:color w:val="1F1F1F"/>
+          <w:sz w:val="24"/>
+          <w:szCs w:val="24"/>
+        </w:rPr>
+        <w:t xml:space="preserve">-flow; it may also be understood as locally reorganizing that ordered motion. In a fluid analogy, the closest everyday picture is a </w:t>
+      </w:r>
+      <w:r>
+        <w:rPr>
+          <w:rFonts w:ascii="Times New Roman" w:eastAsia="Times New Roman" w:hAnsi="Times New Roman" w:cs="Times New Roman"/>
+          <w:b/>
+          <w:bCs/>
+          <w:color w:val="1F1F1F"/>
+          <w:sz w:val="24"/>
+          <w:szCs w:val="24"/>
+          <w:bdr w:val="none" w:sz="0" w:space="0" w:color="auto" w:frame="1"/>
+        </w:rPr>
+        <w:t>whirlpool</w:t>
+      </w:r>
+      <w:r>
+        <w:rPr>
+          <w:rFonts w:ascii="Times New Roman" w:eastAsia="Times New Roman" w:hAnsi="Times New Roman" w:cs="Times New Roman"/>
+          <w:color w:val="1F1F1F"/>
+          <w:sz w:val="24"/>
+          <w:szCs w:val="24"/>
+        </w:rPr>
+        <w:t xml:space="preserve"> or </w:t>
+      </w:r>
+      <w:r>
+        <w:rPr>
+          <w:rFonts w:ascii="Times New Roman" w:eastAsia="Times New Roman" w:hAnsi="Times New Roman" w:cs="Times New Roman"/>
+          <w:b/>
+          <w:bCs/>
+          <w:color w:val="1F1F1F"/>
+          <w:sz w:val="24"/>
+          <w:szCs w:val="24"/>
+          <w:bdr w:val="none" w:sz="0" w:space="0" w:color="auto" w:frame="1"/>
+        </w:rPr>
+        <w:t>sink-vortex</w:t>
+      </w:r>
+      <w:r>
+        <w:rPr>
+          <w:rFonts w:ascii="Times New Roman" w:eastAsia="Times New Roman" w:hAnsi="Times New Roman" w:cs="Times New Roman"/>
+          <w:color w:val="1F1F1F"/>
+          <w:sz w:val="24"/>
+          <w:szCs w:val="24"/>
+        </w:rPr>
+        <w:t xml:space="preserve"> rather than a uniform current: the presence of mass creates a locally convergent and circulating pattern in the surrounding flow, and nearby bodies respond to that organized pattern by moving inward. In this reading, gravity is experienced as the observer-level effect of how mass and the </w:t>
+      </w:r>
+      <w:proofErr w:type="spellStart"/>
+      <w:r>
+        <w:rPr>
+          <w:rFonts w:ascii="Times New Roman" w:eastAsia="Times New Roman" w:hAnsi="Times New Roman" w:cs="Times New Roman"/>
+          <w:color w:val="1F1F1F"/>
+          <w:sz w:val="24"/>
+          <w:szCs w:val="24"/>
+        </w:rPr>
+        <w:t>Æther</w:t>
+      </w:r>
+      <w:proofErr w:type="spellEnd"/>
+      <w:r>
+        <w:rPr>
+          <w:rFonts w:ascii="Times New Roman" w:eastAsia="Times New Roman" w:hAnsi="Times New Roman" w:cs="Times New Roman"/>
+          <w:color w:val="1F1F1F"/>
+          <w:sz w:val="24"/>
+          <w:szCs w:val="24"/>
+        </w:rPr>
+        <w:t>-flow interact. The analogy is heuristic, not literal. The claim is not that observed three-dimensional space is ordinary water, but that gravitational attraction should be interpreted as a structured response of the deeper substrate to matter.</w:t>
+      </w:r>
+    </w:p>
+    <w:p>
+      <w:pPr>
+        <w:spacing w:after="0" w:line="240" w:lineRule="auto"/>
+        <w:rPr>
+          <w:rFonts w:ascii="Times New Roman" w:eastAsia="Times New Roman" w:hAnsi="Times New Roman" w:cs="Times New Roman"/>
+          <w:color w:val="1F1F1F"/>
+          <w:sz w:val="24"/>
+          <w:szCs w:val="24"/>
+        </w:rPr>
+      </w:pPr>
+    </w:p>
+    <w:p>
+      <w:pPr>
+        <w:spacing w:after="240" w:line="240" w:lineRule="auto"/>
+        <w:rPr>
+          <w:rFonts w:ascii="Times New Roman" w:eastAsia="Times New Roman" w:hAnsi="Times New Roman" w:cs="Times New Roman"/>
+          <w:color w:val="1F1F1F"/>
+          <w:sz w:val="24"/>
+          <w:szCs w:val="24"/>
+        </w:rPr>
+      </w:pPr>
+      <w:r>
+        <w:rPr>
+          <w:rFonts w:ascii="Times New Roman" w:eastAsia="Times New Roman" w:hAnsi="Times New Roman" w:cs="Times New Roman"/>
+          <w:color w:val="1F1F1F"/>
+          <w:sz w:val="24"/>
+          <w:szCs w:val="24"/>
+        </w:rPr>
+        <w:lastRenderedPageBreak/>
+        <w:t xml:space="preserve">This also clarifies how the ontology relates to the active manuscript sequence. The exact-closure papers adopt Einsteinian gravity as the effective observer law. The derivational bridge program then asks whether this mass-shaped reorganization of the </w:t>
+      </w:r>
+      <w:proofErr w:type="spellStart"/>
+      <w:r>
+        <w:rPr>
+          <w:rFonts w:ascii="Times New Roman" w:eastAsia="Times New Roman" w:hAnsi="Times New Roman" w:cs="Times New Roman"/>
+          <w:color w:val="1F1F1F"/>
+          <w:sz w:val="24"/>
+          <w:szCs w:val="24"/>
+        </w:rPr>
+        <w:t>Æther</w:t>
+      </w:r>
+      <w:proofErr w:type="spellEnd"/>
+      <w:r>
+        <w:rPr>
+          <w:rFonts w:ascii="Times New Roman" w:eastAsia="Times New Roman" w:hAnsi="Times New Roman" w:cs="Times New Roman"/>
+          <w:color w:val="1F1F1F"/>
+          <w:sz w:val="24"/>
+          <w:szCs w:val="24"/>
+        </w:rPr>
+        <w:t xml:space="preserve">-flow can be written as an </w:t>
+      </w:r>
+      <w:proofErr w:type="gramStart"/>
+      <w:r>
+        <w:rPr>
+          <w:rFonts w:ascii="Times New Roman" w:eastAsia="Times New Roman" w:hAnsi="Times New Roman" w:cs="Times New Roman"/>
+          <w:color w:val="1F1F1F"/>
+          <w:sz w:val="24"/>
+          <w:szCs w:val="24"/>
+        </w:rPr>
+        <w:t>explicit substrate dynamics</w:t>
+      </w:r>
+      <w:proofErr w:type="gramEnd"/>
+      <w:r>
+        <w:rPr>
+          <w:rFonts w:ascii="Times New Roman" w:eastAsia="Times New Roman" w:hAnsi="Times New Roman" w:cs="Times New Roman"/>
+          <w:color w:val="1F1F1F"/>
+          <w:sz w:val="24"/>
+          <w:szCs w:val="24"/>
+        </w:rPr>
+        <w:t xml:space="preserve"> whose observer-level output is exactly the Einstein equation with ordinary matter coupling. The recent quotient-tensor verdict says that the current fixed bridge-metric and fixed single-metric matter route does not yet complete that derivation: it remains dynamically well behaved, but it still leaves a nonzero observer-side remainder.</w:t>
+      </w:r>
+    </w:p>
+    <w:p>
+      <w:pPr>
+        <w:spacing w:after="120" w:line="240" w:lineRule="auto"/>
+        <w:outlineLvl w:val="2"/>
+        <w:rPr>
+          <w:rFonts w:ascii="Times New Roman" w:eastAsia="Times New Roman" w:hAnsi="Times New Roman" w:cs="Times New Roman"/>
+          <w:b/>
+          <w:bCs/>
+          <w:color w:val="1F1F1F"/>
+          <w:sz w:val="27"/>
+          <w:szCs w:val="27"/>
+        </w:rPr>
+      </w:pPr>
+      <w:r>
+        <w:rPr>
+          <w:rFonts w:ascii="Times New Roman" w:eastAsia="Times New Roman" w:hAnsi="Times New Roman" w:cs="Times New Roman"/>
+          <w:b/>
+          <w:bCs/>
+          <w:color w:val="1F1F1F"/>
+          <w:sz w:val="27"/>
+          <w:szCs w:val="27"/>
+        </w:rPr>
+        <w:t>Key Definitions</w:t>
+      </w:r>
+    </w:p>
+    <w:p>
+      <w:pPr>
         <w:numPr>
           <w:ilvl w:val="0"/>
-          <w:numId w:val="1"/>
+          <w:numId w:val="2"/>
         </w:numPr>
+        <w:spacing w:after="0" w:line="240" w:lineRule="auto"/>
+        <w:rPr>
+          <w:rFonts w:ascii="Times New Roman" w:eastAsia="Times New Roman" w:hAnsi="Times New Roman" w:cs="Times New Roman"/>
+          <w:color w:val="1F1F1F"/>
+          <w:sz w:val="24"/>
+          <w:szCs w:val="24"/>
+        </w:rPr>
       </w:pPr>
       <w:proofErr w:type="spellStart"/>
       <w:r>
         <w:rPr>
-          <w:rStyle w:val="Strong"/>
+          <w:rFonts w:ascii="Times New Roman" w:eastAsia="Times New Roman" w:hAnsi="Times New Roman" w:cs="Times New Roman"/>
+          <w:b/>
+          <w:bCs/>
+          <w:color w:val="1F1F1F"/>
+          <w:sz w:val="24"/>
+          <w:szCs w:val="24"/>
+          <w:bdr w:val="none" w:sz="0" w:space="0" w:color="auto" w:frame="1"/>
         </w:rPr>
         <w:t>Æther</w:t>
       </w:r>
       <w:proofErr w:type="spellEnd"/>
       <w:r>
+        <w:rPr>
+          <w:rFonts w:ascii="Times New Roman" w:eastAsia="Times New Roman" w:hAnsi="Times New Roman" w:cs="Times New Roman"/>
+          <w:color w:val="1F1F1F"/>
+          <w:sz w:val="24"/>
+          <w:szCs w:val="24"/>
+        </w:rPr>
         <w:t xml:space="preserve"> = the four-dimensional substrate of reality</w:t>
       </w:r>
     </w:p>
     <w:p>
       <w:pPr>
-        <w:pStyle w:val="NormalWeb"/>
         <w:numPr>
           <w:ilvl w:val="0"/>
-          <w:numId w:val="1"/>
+          <w:numId w:val="2"/>
         </w:numPr>
+        <w:spacing w:after="0" w:line="240" w:lineRule="auto"/>
+        <w:rPr>
+          <w:rFonts w:ascii="Times New Roman" w:eastAsia="Times New Roman" w:hAnsi="Times New Roman" w:cs="Times New Roman"/>
+          <w:color w:val="1F1F1F"/>
+          <w:sz w:val="24"/>
+          <w:szCs w:val="24"/>
+        </w:rPr>
       </w:pPr>
       <w:proofErr w:type="spellStart"/>
       <w:r>
         <w:rPr>
-          <w:rStyle w:val="Strong"/>
+          <w:rFonts w:ascii="Times New Roman" w:eastAsia="Times New Roman" w:hAnsi="Times New Roman" w:cs="Times New Roman"/>
+          <w:b/>
+          <w:bCs/>
+          <w:color w:val="1F1F1F"/>
+          <w:sz w:val="24"/>
+          <w:szCs w:val="24"/>
+          <w:bdr w:val="none" w:sz="0" w:space="0" w:color="auto" w:frame="1"/>
         </w:rPr>
         <w:t>Æther</w:t>
       </w:r>
       <w:proofErr w:type="spellEnd"/>
       <w:r>
         <w:rPr>
-          <w:rStyle w:val="Strong"/>
+          <w:rFonts w:ascii="Times New Roman" w:eastAsia="Times New Roman" w:hAnsi="Times New Roman" w:cs="Times New Roman"/>
+          <w:b/>
+          <w:bCs/>
+          <w:color w:val="1F1F1F"/>
+          <w:sz w:val="24"/>
+          <w:szCs w:val="24"/>
+          <w:bdr w:val="none" w:sz="0" w:space="0" w:color="auto" w:frame="1"/>
         </w:rPr>
         <w:t>-flow</w:t>
       </w:r>
       <w:r>
+        <w:rPr>
+          <w:rFonts w:ascii="Times New Roman" w:eastAsia="Times New Roman" w:hAnsi="Times New Roman" w:cs="Times New Roman"/>
+          <w:color w:val="1F1F1F"/>
+          <w:sz w:val="24"/>
+          <w:szCs w:val="24"/>
+        </w:rPr>
         <w:t xml:space="preserve"> = the substrate’s intrinsic ordered motion</w:t>
       </w:r>
     </w:p>
     <w:p>
       <w:pPr>
-        <w:pStyle w:val="NormalWeb"/>
         <w:numPr>
           <w:ilvl w:val="0"/>
-          <w:numId w:val="1"/>
+          <w:numId w:val="2"/>
         </w:numPr>
-      </w:pPr>
-      <w:r>
-        <w:rPr>
-          <w:rStyle w:val="Strong"/>
+        <w:spacing w:after="0" w:line="240" w:lineRule="auto"/>
+        <w:rPr>
+          <w:rFonts w:ascii="Times New Roman" w:eastAsia="Times New Roman" w:hAnsi="Times New Roman" w:cs="Times New Roman"/>
+          <w:color w:val="1F1F1F"/>
+          <w:sz w:val="24"/>
+          <w:szCs w:val="24"/>
+        </w:rPr>
+      </w:pPr>
+      <w:r>
+        <w:rPr>
+          <w:rFonts w:ascii="Times New Roman" w:eastAsia="Times New Roman" w:hAnsi="Times New Roman" w:cs="Times New Roman"/>
+          <w:b/>
+          <w:bCs/>
+          <w:color w:val="1F1F1F"/>
+          <w:sz w:val="24"/>
+          <w:szCs w:val="24"/>
+          <w:bdr w:val="none" w:sz="0" w:space="0" w:color="auto" w:frame="1"/>
         </w:rPr>
         <w:t>Three-dimensional space</w:t>
       </w:r>
       <w:r>
+        <w:rPr>
+          <w:rFonts w:ascii="Times New Roman" w:eastAsia="Times New Roman" w:hAnsi="Times New Roman" w:cs="Times New Roman"/>
+          <w:color w:val="1F1F1F"/>
+          <w:sz w:val="24"/>
+          <w:szCs w:val="24"/>
+        </w:rPr>
         <w:t xml:space="preserve"> = the local experiential slice of that deeper substrate</w:t>
       </w:r>
     </w:p>
     <w:p>
       <w:pPr>
-        <w:pStyle w:val="NormalWeb"/>
         <w:numPr>
           <w:ilvl w:val="0"/>
-          <w:numId w:val="1"/>
+          <w:numId w:val="2"/>
         </w:numPr>
-      </w:pPr>
-      <w:r>
-        <w:rPr>
-          <w:rStyle w:val="Strong"/>
+        <w:spacing w:after="0" w:line="240" w:lineRule="auto"/>
+        <w:rPr>
+          <w:rFonts w:ascii="Times New Roman" w:eastAsia="Times New Roman" w:hAnsi="Times New Roman" w:cs="Times New Roman"/>
+          <w:color w:val="1F1F1F"/>
+          <w:sz w:val="24"/>
+          <w:szCs w:val="24"/>
+        </w:rPr>
+      </w:pPr>
+      <w:r>
+        <w:rPr>
+          <w:rFonts w:ascii="Times New Roman" w:eastAsia="Times New Roman" w:hAnsi="Times New Roman" w:cs="Times New Roman"/>
+          <w:b/>
+          <w:bCs/>
+          <w:color w:val="1F1F1F"/>
+          <w:sz w:val="24"/>
+          <w:szCs w:val="24"/>
+          <w:bdr w:val="none" w:sz="0" w:space="0" w:color="auto" w:frame="1"/>
         </w:rPr>
         <w:t>S-time</w:t>
       </w:r>
       <w:r>
+        <w:rPr>
+          <w:rFonts w:ascii="Times New Roman" w:eastAsia="Times New Roman" w:hAnsi="Times New Roman" w:cs="Times New Roman"/>
+          <w:color w:val="1F1F1F"/>
+          <w:sz w:val="24"/>
+          <w:szCs w:val="24"/>
+        </w:rPr>
         <w:t xml:space="preserve"> = the experienced order of change arising from the relation between objects, light, and the </w:t>
       </w:r>
       <w:proofErr w:type="spellStart"/>
       <w:r>
+        <w:rPr>
+          <w:rFonts w:ascii="Times New Roman" w:eastAsia="Times New Roman" w:hAnsi="Times New Roman" w:cs="Times New Roman"/>
+          <w:color w:val="1F1F1F"/>
+          <w:sz w:val="24"/>
+          <w:szCs w:val="24"/>
+        </w:rPr>
         <w:t>Æther</w:t>
       </w:r>
       <w:proofErr w:type="spellEnd"/>
       <w:r>
+        <w:rPr>
+          <w:rFonts w:ascii="Times New Roman" w:eastAsia="Times New Roman" w:hAnsi="Times New Roman" w:cs="Times New Roman"/>
+          <w:color w:val="1F1F1F"/>
+          <w:sz w:val="24"/>
+          <w:szCs w:val="24"/>
+        </w:rPr>
         <w:t>-flow</w:t>
       </w:r>
     </w:p>
     <w:p>
       <w:pPr>
-        <w:pStyle w:val="NormalWeb"/>
         <w:numPr>
           <w:ilvl w:val="0"/>
-          <w:numId w:val="1"/>
+          <w:numId w:val="2"/>
         </w:numPr>
-      </w:pPr>
-      <w:r>
-        <w:rPr>
-          <w:rStyle w:val="Strong"/>
+        <w:spacing w:after="0" w:line="240" w:lineRule="auto"/>
+        <w:rPr>
+          <w:rFonts w:ascii="Times New Roman" w:eastAsia="Times New Roman" w:hAnsi="Times New Roman" w:cs="Times New Roman"/>
+          <w:color w:val="1F1F1F"/>
+          <w:sz w:val="24"/>
+          <w:szCs w:val="24"/>
+        </w:rPr>
+      </w:pPr>
+      <w:r>
+        <w:rPr>
+          <w:rFonts w:ascii="Times New Roman" w:eastAsia="Times New Roman" w:hAnsi="Times New Roman" w:cs="Times New Roman"/>
+          <w:b/>
+          <w:bCs/>
+          <w:color w:val="1F1F1F"/>
+          <w:sz w:val="24"/>
+          <w:szCs w:val="24"/>
+          <w:bdr w:val="none" w:sz="0" w:space="0" w:color="auto" w:frame="1"/>
         </w:rPr>
         <w:t>Observed expansion</w:t>
       </w:r>
       <w:r>
+        <w:rPr>
+          <w:rFonts w:ascii="Times New Roman" w:eastAsia="Times New Roman" w:hAnsi="Times New Roman" w:cs="Times New Roman"/>
+          <w:color w:val="1F1F1F"/>
+          <w:sz w:val="24"/>
+          <w:szCs w:val="24"/>
+        </w:rPr>
         <w:t xml:space="preserve"> = the three-dimensional appearance of deeper four-dimensional motion</w:t>
       </w:r>
+    </w:p>
+    <w:p>
+      <w:pPr>
+        <w:numPr>
+          <w:ilvl w:val="0"/>
+          <w:numId w:val="2"/>
+        </w:numPr>
+        <w:spacing w:after="0" w:line="240" w:lineRule="auto"/>
+        <w:rPr>
+          <w:rFonts w:ascii="Times New Roman" w:eastAsia="Times New Roman" w:hAnsi="Times New Roman" w:cs="Times New Roman"/>
+          <w:color w:val="1F1F1F"/>
+          <w:sz w:val="24"/>
+          <w:szCs w:val="24"/>
+        </w:rPr>
+      </w:pPr>
+      <w:r>
+        <w:rPr>
+          <w:rFonts w:ascii="Times New Roman" w:eastAsia="Times New Roman" w:hAnsi="Times New Roman" w:cs="Times New Roman"/>
+          <w:b/>
+          <w:bCs/>
+          <w:color w:val="1F1F1F"/>
+          <w:sz w:val="24"/>
+          <w:szCs w:val="24"/>
+          <w:bdr w:val="none" w:sz="0" w:space="0" w:color="auto" w:frame="1"/>
+        </w:rPr>
+        <w:t>Gravity</w:t>
+      </w:r>
+      <w:r>
+        <w:rPr>
+          <w:rFonts w:ascii="Times New Roman" w:eastAsia="Times New Roman" w:hAnsi="Times New Roman" w:cs="Times New Roman"/>
+          <w:color w:val="1F1F1F"/>
+          <w:sz w:val="24"/>
+          <w:szCs w:val="24"/>
+        </w:rPr>
+        <w:t xml:space="preserve"> = the observer-level manifestation of how matter locally reorganizes the </w:t>
+      </w:r>
+      <w:proofErr w:type="spellStart"/>
+      <w:r>
+        <w:rPr>
+          <w:rFonts w:ascii="Times New Roman" w:eastAsia="Times New Roman" w:hAnsi="Times New Roman" w:cs="Times New Roman"/>
+          <w:color w:val="1F1F1F"/>
+          <w:sz w:val="24"/>
+          <w:szCs w:val="24"/>
+        </w:rPr>
+        <w:t>Æther</w:t>
+      </w:r>
+      <w:proofErr w:type="spellEnd"/>
+      <w:r>
+        <w:rPr>
+          <w:rFonts w:ascii="Times New Roman" w:eastAsia="Times New Roman" w:hAnsi="Times New Roman" w:cs="Times New Roman"/>
+          <w:color w:val="1F1F1F"/>
+          <w:sz w:val="24"/>
+          <w:szCs w:val="24"/>
+        </w:rPr>
+        <w:t>-flow, heuristically through a convergent or vortical pattern in the deeper substrate</w:t>
+      </w:r>
+    </w:p>
+    <w:p>
+      <w:pPr>
+        <w:rPr>
+          <w:rFonts w:ascii="Times New Roman" w:hAnsi="Times New Roman" w:cs="Times New Roman"/>
+        </w:rPr>
+      </w:pPr>
     </w:p>
     <w:p/>
     <w:sectPr>
@@ -351,9 +1114,9 @@
 <file path=word/numbering.xml><?xml version="1.0" encoding="utf-8"?>
 <w:numbering xmlns:wpc="http://schemas.microsoft.com/office/word/2010/wordprocessingCanvas" xmlns:cx="http://schemas.microsoft.com/office/drawing/2014/chartex" xmlns:cx1="http://schemas.microsoft.com/office/drawing/2015/9/8/chartex" xmlns:cx2="http://schemas.microsoft.com/office/drawing/2015/10/21/chartex" xmlns:cx3="http://schemas.microsoft.com/office/drawing/2016/5/9/chartex" xmlns:cx4="http://schemas.microsoft.com/office/drawing/2016/5/10/chartex" xmlns:cx5="http://schemas.microsoft.com/office/drawing/2016/5/11/chartex" xmlns:cx6="http://schemas.microsoft.com/office/drawing/2016/5/12/chartex" xmlns:cx7="http://schemas.microsoft.com/office/drawing/2016/5/13/chartex" xmlns:cx8="http://schemas.microsoft.com/office/drawing/2016/5/14/chartex" xmlns:mc="http://schemas.openxmlformats.org/markup-compatibility/2006" xmlns:aink="http://schemas.microsoft.com/office/drawing/2016/ink" xmlns:am3d="http://schemas.microsoft.com/office/drawing/2017/model3d" xmlns:o="urn:schemas-microsoft-com:office:office" xmlns:oel="http://schemas.microsoft.com/office/2019/extlst" xmlns:r="http://schemas.openxmlformats.org/officeDocument/2006/relationships" xmlns:m="http://schemas.openxmlformats.org/officeDocument/2006/math" xmlns:v="urn:schemas-microsoft-com:vml" xmlns:wp14="http://schemas.microsoft.com/office/word/2010/wordprocessingDrawing" xmlns:wp="http://schemas.openxmlformats.org/drawingml/2006/wordprocessingDrawing" xmlns:w10="urn:schemas-microsoft-com:office:word" xmlns:w="http://schemas.openxmlformats.org/wordprocessingml/2006/main" xmlns:w14="http://schemas.microsoft.com/office/word/2010/wordml" xmlns:w15="http://schemas.microsoft.com/office/word/2012/wordml" xmlns:w16cex="http://schemas.microsoft.com/office/word/2018/wordml/cex" xmlns:w16cid="http://schemas.microsoft.com/office/word/2016/wordml/cid" xmlns:w16="http://schemas.microsoft.com/office/word/2018/wordml" xmlns:w16du="http://schemas.microsoft.com/office/word/2023/wordml/word16du" xmlns:w16sdtdh="http://schemas.microsoft.com/office/word/2020/wordml/sdtdatahash" xmlns:w16sdtfl="http://schemas.microsoft.com/office/word/2024/wordml/sdtformatlock" xmlns:w16se="http://schemas.microsoft.com/office/word/2015/wordml/symex" xmlns:wpg="http://schemas.microsoft.com/office/word/2010/wordprocessingGroup" xmlns:wpi="http://schemas.microsoft.com/office/word/2010/wordprocessingInk" xmlns:wne="http://schemas.microsoft.com/office/word/2006/wordml" xmlns:wps="http://schemas.microsoft.com/office/word/2010/wordprocessingShape" mc:Ignorable="w14 w15 w16se w16cid w16 w16cex w16sdtdh w16sdtfl w16du wp14">
   <w:abstractNum w:abstractNumId="0" w15:restartNumberingAfterBreak="0">
-    <w:nsid w:val="62011277"/>
+    <w:nsid w:val="3B3406CA"/>
     <w:multiLevelType w:val="multilevel"/>
-    <w:tmpl w:val="3CF6F51C"/>
+    <w:tmpl w:val="44166A36"/>
     <w:lvl w:ilvl="0">
       <w:start w:val="1"/>
       <w:numFmt w:val="bullet"/>
@@ -499,7 +1262,159 @@
       </w:rPr>
     </w:lvl>
   </w:abstractNum>
+  <w:abstractNum w:abstractNumId="1" w15:restartNumberingAfterBreak="0">
+    <w:nsid w:val="62011277"/>
+    <w:multiLevelType w:val="multilevel"/>
+    <w:tmpl w:val="3CF6F51C"/>
+    <w:lvl w:ilvl="0">
+      <w:start w:val="1"/>
+      <w:numFmt w:val="bullet"/>
+      <w:lvlText w:val=""/>
+      <w:lvlJc w:val="left"/>
+      <w:pPr>
+        <w:tabs>
+          <w:tab w:val="num" w:pos="720"/>
+        </w:tabs>
+        <w:ind w:left="720" w:hanging="360"/>
+      </w:pPr>
+      <w:rPr>
+        <w:rFonts w:ascii="Symbol" w:hAnsi="Symbol" w:hint="default"/>
+        <w:sz w:val="20"/>
+      </w:rPr>
+    </w:lvl>
+    <w:lvl w:ilvl="1" w:tentative="1">
+      <w:start w:val="1"/>
+      <w:numFmt w:val="bullet"/>
+      <w:lvlText w:val="o"/>
+      <w:lvlJc w:val="left"/>
+      <w:pPr>
+        <w:tabs>
+          <w:tab w:val="num" w:pos="1440"/>
+        </w:tabs>
+        <w:ind w:left="1440" w:hanging="360"/>
+      </w:pPr>
+      <w:rPr>
+        <w:rFonts w:ascii="Courier New" w:hAnsi="Courier New" w:hint="default"/>
+        <w:sz w:val="20"/>
+      </w:rPr>
+    </w:lvl>
+    <w:lvl w:ilvl="2" w:tentative="1">
+      <w:start w:val="1"/>
+      <w:numFmt w:val="bullet"/>
+      <w:lvlText w:val=""/>
+      <w:lvlJc w:val="left"/>
+      <w:pPr>
+        <w:tabs>
+          <w:tab w:val="num" w:pos="2160"/>
+        </w:tabs>
+        <w:ind w:left="2160" w:hanging="360"/>
+      </w:pPr>
+      <w:rPr>
+        <w:rFonts w:ascii="Wingdings" w:hAnsi="Wingdings" w:hint="default"/>
+        <w:sz w:val="20"/>
+      </w:rPr>
+    </w:lvl>
+    <w:lvl w:ilvl="3" w:tentative="1">
+      <w:start w:val="1"/>
+      <w:numFmt w:val="bullet"/>
+      <w:lvlText w:val=""/>
+      <w:lvlJc w:val="left"/>
+      <w:pPr>
+        <w:tabs>
+          <w:tab w:val="num" w:pos="2880"/>
+        </w:tabs>
+        <w:ind w:left="2880" w:hanging="360"/>
+      </w:pPr>
+      <w:rPr>
+        <w:rFonts w:ascii="Wingdings" w:hAnsi="Wingdings" w:hint="default"/>
+        <w:sz w:val="20"/>
+      </w:rPr>
+    </w:lvl>
+    <w:lvl w:ilvl="4" w:tentative="1">
+      <w:start w:val="1"/>
+      <w:numFmt w:val="bullet"/>
+      <w:lvlText w:val=""/>
+      <w:lvlJc w:val="left"/>
+      <w:pPr>
+        <w:tabs>
+          <w:tab w:val="num" w:pos="3600"/>
+        </w:tabs>
+        <w:ind w:left="3600" w:hanging="360"/>
+      </w:pPr>
+      <w:rPr>
+        <w:rFonts w:ascii="Wingdings" w:hAnsi="Wingdings" w:hint="default"/>
+        <w:sz w:val="20"/>
+      </w:rPr>
+    </w:lvl>
+    <w:lvl w:ilvl="5" w:tentative="1">
+      <w:start w:val="1"/>
+      <w:numFmt w:val="bullet"/>
+      <w:lvlText w:val=""/>
+      <w:lvlJc w:val="left"/>
+      <w:pPr>
+        <w:tabs>
+          <w:tab w:val="num" w:pos="4320"/>
+        </w:tabs>
+        <w:ind w:left="4320" w:hanging="360"/>
+      </w:pPr>
+      <w:rPr>
+        <w:rFonts w:ascii="Wingdings" w:hAnsi="Wingdings" w:hint="default"/>
+        <w:sz w:val="20"/>
+      </w:rPr>
+    </w:lvl>
+    <w:lvl w:ilvl="6" w:tentative="1">
+      <w:start w:val="1"/>
+      <w:numFmt w:val="bullet"/>
+      <w:lvlText w:val=""/>
+      <w:lvlJc w:val="left"/>
+      <w:pPr>
+        <w:tabs>
+          <w:tab w:val="num" w:pos="5040"/>
+        </w:tabs>
+        <w:ind w:left="5040" w:hanging="360"/>
+      </w:pPr>
+      <w:rPr>
+        <w:rFonts w:ascii="Wingdings" w:hAnsi="Wingdings" w:hint="default"/>
+        <w:sz w:val="20"/>
+      </w:rPr>
+    </w:lvl>
+    <w:lvl w:ilvl="7" w:tentative="1">
+      <w:start w:val="1"/>
+      <w:numFmt w:val="bullet"/>
+      <w:lvlText w:val=""/>
+      <w:lvlJc w:val="left"/>
+      <w:pPr>
+        <w:tabs>
+          <w:tab w:val="num" w:pos="5760"/>
+        </w:tabs>
+        <w:ind w:left="5760" w:hanging="360"/>
+      </w:pPr>
+      <w:rPr>
+        <w:rFonts w:ascii="Wingdings" w:hAnsi="Wingdings" w:hint="default"/>
+        <w:sz w:val="20"/>
+      </w:rPr>
+    </w:lvl>
+    <w:lvl w:ilvl="8" w:tentative="1">
+      <w:start w:val="1"/>
+      <w:numFmt w:val="bullet"/>
+      <w:lvlText w:val=""/>
+      <w:lvlJc w:val="left"/>
+      <w:pPr>
+        <w:tabs>
+          <w:tab w:val="num" w:pos="6480"/>
+        </w:tabs>
+        <w:ind w:left="6480" w:hanging="360"/>
+      </w:pPr>
+      <w:rPr>
+        <w:rFonts w:ascii="Wingdings" w:hAnsi="Wingdings" w:hint="default"/>
+        <w:sz w:val="20"/>
+      </w:rPr>
+    </w:lvl>
+  </w:abstractNum>
   <w:num w:numId="1" w16cid:durableId="1978603949">
+    <w:abstractNumId w:val="1"/>
+  </w:num>
+  <w:num w:numId="2" w16cid:durableId="2028099683">
     <w:abstractNumId w:val="0"/>
   </w:num>
 </w:numbering>
@@ -903,7 +1818,7 @@
   <w:style w:type="paragraph" w:default="1" w:styleId="Normal">
     <w:name w:val="Normal"/>
     <w:qFormat/>
-    <w:rsid w:val="007016B6"/>
+    <w:rsid w:val="0045140D"/>
   </w:style>
   <w:style w:type="paragraph" w:styleId="Heading1">
     <w:name w:val="heading 1"/>
